--- a/templates/giay_xac_nhan_xa_vien_grab.docx
+++ b/templates/giay_xac_nhan_xa_vien_grab.docx
@@ -1,6 +1,6 @@
 
 <file path=word/document.xml><?xml version="1.0" encoding="utf-8"?>
-<w:document xmlns:wpc="http://schemas.microsoft.com/office/word/2010/wordprocessingCanvas" xmlns:cx="http://schemas.microsoft.com/office/drawing/2014/chartex" xmlns:cx1="http://schemas.microsoft.com/office/drawing/2015/9/8/chartex" xmlns:cx2="http://schemas.microsoft.com/office/drawing/2015/10/21/chartex" xmlns:cx3="http://schemas.microsoft.com/office/drawing/2016/5/9/chartex" xmlns:cx4="http://schemas.microsoft.com/office/drawing/2016/5/10/chartex" xmlns:cx5="http://schemas.microsoft.com/office/drawing/2016/5/11/chartex" xmlns:cx6="http://schemas.microsoft.com/office/drawing/2016/5/12/chartex" xmlns:cx7="http://schemas.microsoft.com/office/drawing/2016/5/13/chartex" xmlns:cx8="http://schemas.microsoft.com/office/drawing/2016/5/14/chartex" xmlns:mc="http://schemas.openxmlformats.org/markup-compatibility/2006" xmlns:aink="http://schemas.microsoft.com/office/drawing/2016/ink" xmlns:am3d="http://schemas.microsoft.com/office/drawing/2017/model3d" xmlns:o="urn:schemas-microsoft-com:office:office" xmlns:oel="http://schemas.microsoft.com/office/2019/extlst" xmlns:r="http://schemas.openxmlformats.org/officeDocument/2006/relationships" xmlns:m="http://schemas.openxmlformats.org/officeDocument/2006/math" xmlns:v="urn:schemas-microsoft-com:vml" xmlns:wp14="http://schemas.microsoft.com/office/word/2010/wordprocessingDrawing" xmlns:wp="http://schemas.openxmlformats.org/drawingml/2006/wordprocessingDrawing" xmlns:w10="urn:schemas-microsoft-com:office:word" xmlns:w="http://schemas.openxmlformats.org/wordprocessingml/2006/main" xmlns:w14="http://schemas.microsoft.com/office/word/2010/wordml" xmlns:w15="http://schemas.microsoft.com/office/word/2012/wordml" xmlns:w16cex="http://schemas.microsoft.com/office/word/2018/wordml/cex" xmlns:w16cid="http://schemas.microsoft.com/office/word/2016/wordml/cid" xmlns:w16="http://schemas.microsoft.com/office/word/2018/wordml" xmlns:w16sdtdh="http://schemas.microsoft.com/office/word/2020/wordml/sdtdatahash" xmlns:w16se="http://schemas.microsoft.com/office/word/2015/wordml/symex" xmlns:wpg="http://schemas.microsoft.com/office/word/2010/wordprocessingGroup" xmlns:wpi="http://schemas.microsoft.com/office/word/2010/wordprocessingInk" xmlns:wne="http://schemas.microsoft.com/office/word/2006/wordml" xmlns:wps="http://schemas.microsoft.com/office/word/2010/wordprocessingShape" mc:Ignorable="w14 w15 w16se w16cid w16 w16cex w16sdtdh wp14">
+<w:document xmlns:wpc="http://schemas.microsoft.com/office/word/2010/wordprocessingCanvas" xmlns:cx="http://schemas.microsoft.com/office/drawing/2014/chartex" xmlns:cx1="http://schemas.microsoft.com/office/drawing/2015/9/8/chartex" xmlns:cx2="http://schemas.microsoft.com/office/drawing/2015/10/21/chartex" xmlns:cx3="http://schemas.microsoft.com/office/drawing/2016/5/9/chartex" xmlns:cx4="http://schemas.microsoft.com/office/drawing/2016/5/10/chartex" xmlns:cx5="http://schemas.microsoft.com/office/drawing/2016/5/11/chartex" xmlns:cx6="http://schemas.microsoft.com/office/drawing/2016/5/12/chartex" xmlns:cx7="http://schemas.microsoft.com/office/drawing/2016/5/13/chartex" xmlns:cx8="http://schemas.microsoft.com/office/drawing/2016/5/14/chartex" xmlns:mc="http://schemas.openxmlformats.org/markup-compatibility/2006" xmlns:aink="http://schemas.microsoft.com/office/drawing/2016/ink" xmlns:am3d="http://schemas.microsoft.com/office/drawing/2017/model3d" xmlns:o="urn:schemas-microsoft-com:office:office" xmlns:oel="http://schemas.microsoft.com/office/2019/extlst" xmlns:r="http://schemas.openxmlformats.org/officeDocument/2006/relationships" xmlns:m="http://schemas.openxmlformats.org/officeDocument/2006/math" xmlns:v="urn:schemas-microsoft-com:vml" xmlns:wp14="http://schemas.microsoft.com/office/word/2010/wordprocessingDrawing" xmlns:wp="http://schemas.openxmlformats.org/drawingml/2006/wordprocessingDrawing" xmlns:w10="urn:schemas-microsoft-com:office:word" xmlns:w="http://schemas.openxmlformats.org/wordprocessingml/2006/main" xmlns:w14="http://schemas.microsoft.com/office/word/2010/wordml" xmlns:w15="http://schemas.microsoft.com/office/word/2012/wordml" xmlns:w16cex="http://schemas.microsoft.com/office/word/2018/wordml/cex" xmlns:w16cid="http://schemas.microsoft.com/office/word/2016/wordml/cid" xmlns:w16="http://schemas.microsoft.com/office/word/2018/wordml" xmlns:w16du="http://schemas.microsoft.com/office/word/2023/wordml/word16du" xmlns:w16sdtdh="http://schemas.microsoft.com/office/word/2020/wordml/sdtdatahash" xmlns:w16sdtfl="http://schemas.microsoft.com/office/word/2024/wordml/sdtformatlock" xmlns:w16se="http://schemas.microsoft.com/office/word/2015/wordml/symex" xmlns:wpg="http://schemas.microsoft.com/office/word/2010/wordprocessingGroup" xmlns:wpi="http://schemas.microsoft.com/office/word/2010/wordprocessingInk" xmlns:wne="http://schemas.microsoft.com/office/word/2006/wordml" xmlns:wps="http://schemas.microsoft.com/office/word/2010/wordprocessingShape" mc:Ignorable="w14 w15 w16se w16cid w16 w16cex w16sdtdh w16sdtfl w16du wp14">
   <w:body>
     <w:tbl>
       <w:tblPr>
@@ -43,25 +43,7 @@
                 <w:sz w:val="21"/>
                 <w:lang w:val="en-US"/>
               </w:rPr>
-              <w:t>{{</w:t>
-            </w:r>
-            <w:proofErr w:type="spellStart"/>
-            <w:r>
-              <w:rPr>
-                <w:b/>
-                <w:sz w:val="21"/>
-                <w:lang w:val="en-US"/>
-              </w:rPr>
-              <w:t>tenDonViHTX</w:t>
-            </w:r>
-            <w:proofErr w:type="spellEnd"/>
-            <w:r>
-              <w:rPr>
-                <w:b/>
-                <w:sz w:val="21"/>
-                <w:lang w:val="en-US"/>
-              </w:rPr>
-              <w:t>}}</w:t>
+              <w:t>{{tenDonViHTX}}</w:t>
             </w:r>
           </w:p>
           <w:p>
@@ -75,53 +57,12 @@
                 <w:lang w:val="en-US"/>
               </w:rPr>
             </w:pPr>
-            <w:proofErr w:type="spellStart"/>
             <w:r>
               <w:rPr>
                 <w:sz w:val="21"/>
                 <w:lang w:val="en-US"/>
               </w:rPr>
-              <w:t>Địa</w:t>
-            </w:r>
-            <w:proofErr w:type="spellEnd"/>
-            <w:r>
-              <w:rPr>
-                <w:sz w:val="21"/>
-                <w:lang w:val="en-US"/>
-              </w:rPr>
-              <w:t xml:space="preserve"> </w:t>
-            </w:r>
-            <w:proofErr w:type="spellStart"/>
-            <w:r>
-              <w:rPr>
-                <w:sz w:val="21"/>
-                <w:lang w:val="en-US"/>
-              </w:rPr>
-              <w:t>chỉ</w:t>
-            </w:r>
-            <w:proofErr w:type="spellEnd"/>
-            <w:r>
-              <w:rPr>
-                <w:sz w:val="21"/>
-                <w:lang w:val="en-US"/>
-              </w:rPr>
-              <w:t>: {{</w:t>
-            </w:r>
-            <w:proofErr w:type="spellStart"/>
-            <w:r>
-              <w:rPr>
-                <w:sz w:val="21"/>
-                <w:lang w:val="en-US"/>
-              </w:rPr>
-              <w:t>diaChiDonViHTX</w:t>
-            </w:r>
-            <w:proofErr w:type="spellEnd"/>
-            <w:r>
-              <w:rPr>
-                <w:sz w:val="21"/>
-                <w:lang w:val="en-US"/>
-              </w:rPr>
-              <w:t>}}</w:t>
+              <w:t>Địa chỉ: {{diaChiDonViHTX}}</w:t>
             </w:r>
           </w:p>
           <w:p>
@@ -141,7 +82,6 @@
                 <w:szCs w:val="23"/>
               </w:rPr>
             </w:pPr>
-            <w:proofErr w:type="spellStart"/>
             <w:r>
               <w:rPr>
                 <w:rFonts w:ascii="Times New Roman" w:hAnsi="Times New Roman" w:cs="Times New Roman"/>
@@ -149,57 +89,7 @@
                 <w:sz w:val="23"/>
                 <w:szCs w:val="23"/>
               </w:rPr>
-              <w:t>Số</w:t>
-            </w:r>
-            <w:proofErr w:type="spellEnd"/>
-            <w:r>
-              <w:rPr>
-                <w:rFonts w:ascii="Times New Roman" w:hAnsi="Times New Roman" w:cs="Times New Roman"/>
-                <w:color w:val="000000" w:themeColor="text1"/>
-                <w:sz w:val="23"/>
-                <w:szCs w:val="23"/>
-              </w:rPr>
-              <w:t xml:space="preserve"> </w:t>
-            </w:r>
-            <w:proofErr w:type="spellStart"/>
-            <w:r>
-              <w:rPr>
-                <w:rFonts w:ascii="Times New Roman" w:hAnsi="Times New Roman" w:cs="Times New Roman"/>
-                <w:color w:val="000000" w:themeColor="text1"/>
-                <w:sz w:val="23"/>
-                <w:szCs w:val="23"/>
-              </w:rPr>
-              <w:t>công</w:t>
-            </w:r>
-            <w:proofErr w:type="spellEnd"/>
-            <w:r>
-              <w:rPr>
-                <w:rFonts w:ascii="Times New Roman" w:hAnsi="Times New Roman" w:cs="Times New Roman"/>
-                <w:color w:val="000000" w:themeColor="text1"/>
-                <w:sz w:val="23"/>
-                <w:szCs w:val="23"/>
-              </w:rPr>
-              <w:t xml:space="preserve"> </w:t>
-            </w:r>
-            <w:proofErr w:type="spellStart"/>
-            <w:r>
-              <w:rPr>
-                <w:rFonts w:ascii="Times New Roman" w:hAnsi="Times New Roman" w:cs="Times New Roman"/>
-                <w:color w:val="000000" w:themeColor="text1"/>
-                <w:sz w:val="23"/>
-                <w:szCs w:val="23"/>
-              </w:rPr>
-              <w:t>văn</w:t>
-            </w:r>
-            <w:proofErr w:type="spellEnd"/>
-            <w:r>
-              <w:rPr>
-                <w:rFonts w:ascii="Times New Roman" w:hAnsi="Times New Roman" w:cs="Times New Roman"/>
-                <w:color w:val="000000" w:themeColor="text1"/>
-                <w:sz w:val="23"/>
-                <w:szCs w:val="23"/>
-              </w:rPr>
-              <w:t>:</w:t>
+              <w:t>Số công văn:</w:t>
             </w:r>
           </w:p>
         </w:tc>
@@ -245,7 +135,6 @@
                 <w:lang w:val="en-US"/>
               </w:rPr>
             </w:pPr>
-            <w:proofErr w:type="spellStart"/>
             <w:r>
               <w:rPr>
                 <w:b/>
@@ -253,69 +142,8 @@
                 <w:szCs w:val="28"/>
                 <w:lang w:val="en-US"/>
               </w:rPr>
-              <w:t>Độc</w:t>
+              <w:t>Độc lập – Tự do- Hạnh phúc</w:t>
             </w:r>
-            <w:proofErr w:type="spellEnd"/>
-            <w:r>
-              <w:rPr>
-                <w:b/>
-                <w:sz w:val="24"/>
-                <w:szCs w:val="28"/>
-                <w:lang w:val="en-US"/>
-              </w:rPr>
-              <w:t xml:space="preserve"> </w:t>
-            </w:r>
-            <w:proofErr w:type="spellStart"/>
-            <w:r>
-              <w:rPr>
-                <w:b/>
-                <w:sz w:val="24"/>
-                <w:szCs w:val="28"/>
-                <w:lang w:val="en-US"/>
-              </w:rPr>
-              <w:t>lập</w:t>
-            </w:r>
-            <w:proofErr w:type="spellEnd"/>
-            <w:r>
-              <w:rPr>
-                <w:b/>
-                <w:sz w:val="24"/>
-                <w:szCs w:val="28"/>
-                <w:lang w:val="en-US"/>
-              </w:rPr>
-              <w:t xml:space="preserve"> – </w:t>
-            </w:r>
-            <w:proofErr w:type="spellStart"/>
-            <w:r>
-              <w:rPr>
-                <w:b/>
-                <w:sz w:val="24"/>
-                <w:szCs w:val="28"/>
-                <w:lang w:val="en-US"/>
-              </w:rPr>
-              <w:t>Tự</w:t>
-            </w:r>
-            <w:proofErr w:type="spellEnd"/>
-            <w:r>
-              <w:rPr>
-                <w:b/>
-                <w:sz w:val="24"/>
-                <w:szCs w:val="28"/>
-                <w:lang w:val="en-US"/>
-              </w:rPr>
-              <w:t xml:space="preserve"> do- Hạnh </w:t>
-            </w:r>
-            <w:proofErr w:type="spellStart"/>
-            <w:r>
-              <w:rPr>
-                <w:b/>
-                <w:sz w:val="24"/>
-                <w:szCs w:val="28"/>
-                <w:lang w:val="en-US"/>
-              </w:rPr>
-              <w:t>phúc</w:t>
-            </w:r>
-            <w:proofErr w:type="spellEnd"/>
           </w:p>
           <w:p>
             <w:pPr>
@@ -501,10 +329,6 @@
         <w:t xml:space="preserve"> {{</w:t>
       </w:r>
       <w:r>
-        <w:t xml:space="preserve"> </w:t>
-      </w:r>
-      <w:proofErr w:type="spellStart"/>
-      <w:r>
         <w:rPr>
           <w:sz w:val="24"/>
           <w:szCs w:val="24"/>
@@ -512,7 +336,6 @@
         </w:rPr>
         <w:t>tenKhachHang</w:t>
       </w:r>
-      <w:proofErr w:type="spellEnd"/>
       <w:r>
         <w:rPr>
           <w:sz w:val="24"/>
@@ -548,10 +371,6 @@
         <w:t xml:space="preserve"> {{</w:t>
       </w:r>
       <w:r>
-        <w:t xml:space="preserve"> </w:t>
-      </w:r>
-      <w:proofErr w:type="spellStart"/>
-      <w:r>
         <w:rPr>
           <w:sz w:val="24"/>
           <w:szCs w:val="24"/>
@@ -559,7 +378,6 @@
         </w:rPr>
         <w:t>soCCCD</w:t>
       </w:r>
-      <w:proofErr w:type="spellEnd"/>
       <w:r>
         <w:rPr>
           <w:sz w:val="24"/>
@@ -596,14 +414,6 @@
       </w:r>
       <w:r>
         <w:rPr>
-          <w:rFonts w:ascii="Arial" w:hAnsi="Arial" w:cs="Arial"/>
-          <w:sz w:val="20"/>
-          <w:szCs w:val="20"/>
-        </w:rPr>
-        <w:t xml:space="preserve"> </w:t>
-      </w:r>
-      <w:r>
-        <w:rPr>
           <w:sz w:val="24"/>
           <w:szCs w:val="24"/>
         </w:rPr>
@@ -669,7 +479,7 @@
           <w:szCs w:val="24"/>
         </w:rPr>
         <w:tab/>
-        <w:t>Xe {{ bienKiemSoat}}đã đóng đầy đủ các loại phí, thực hiện nghiêm chỉnh điều lệ của Hợp tác xã và hoạt động theo đúng quy định pháp luật của nhà nước.)</w:t>
+        <w:t>Xe {{bienKiemSoat}}đã đóng đầy đủ các loại phí, thực hiện nghiêm chỉnh điều lệ của Hợp tác xã và hoạt động theo đúng quy định pháp luật của nhà nước.)</w:t>
       </w:r>
     </w:p>
     <w:p>
@@ -710,29 +520,22 @@
           <w:szCs w:val="24"/>
           <w:lang w:val="en-US"/>
         </w:rPr>
-        <w:t>……………………………….</w:t>
-      </w:r>
-      <w:r>
-        <w:rPr>
-          <w:sz w:val="24"/>
-          <w:szCs w:val="24"/>
-        </w:rPr>
-        <w:t xml:space="preserve">, Ký ngày: </w:t>
-      </w:r>
-      <w:r>
-        <w:rPr>
-          <w:sz w:val="24"/>
-          <w:szCs w:val="24"/>
-          <w:lang w:val="en-US"/>
-        </w:rPr>
-        <w:t>…………</w:t>
-      </w:r>
-      <w:r>
-        <w:rPr>
-          <w:sz w:val="24"/>
-          <w:szCs w:val="24"/>
-        </w:rPr>
-        <w:t>, các khoản hỗ trợ, cước phí sẽ được thanh toán trực tiếp vào tài khoản ngân hàng của chủ xe đã cung cấp cho Grab theo các thông tin như sau:</w:t>
+        <w:t>01/2026/HCMC/GC-HDHTKD, Ký ngày: 12/01/2026</w:t>
+      </w:r>
+      <w:r>
+        <w:rPr>
+          <w:sz w:val="24"/>
+          <w:szCs w:val="24"/>
+          <w:lang w:val="en-US"/>
+        </w:rPr>
+        <w:t xml:space="preserve">, </w:t>
+      </w:r>
+      <w:r>
+        <w:rPr>
+          <w:sz w:val="24"/>
+          <w:szCs w:val="24"/>
+        </w:rPr>
+        <w:t>các khoản hỗ trợ, cước phí sẽ được thanh toán trực tiếp vào tài khoản ngân hàng của chủ xe đã cung cấp cho Grab theo các thông tin như sau:</w:t>
       </w:r>
     </w:p>
     <w:p>
@@ -892,7 +695,6 @@
         </w:rPr>
         <w:t>{{</w:t>
       </w:r>
-      <w:proofErr w:type="spellStart"/>
       <w:r>
         <w:rPr>
           <w:sz w:val="24"/>
@@ -907,16 +709,7 @@
           <w:szCs w:val="24"/>
           <w:lang w:val="en-US"/>
         </w:rPr>
-        <w:t>_dd</w:t>
-      </w:r>
-      <w:proofErr w:type="spellEnd"/>
-      <w:r>
-        <w:rPr>
-          <w:sz w:val="24"/>
-          <w:szCs w:val="24"/>
-          <w:lang w:val="en-US"/>
-        </w:rPr>
-        <w:t xml:space="preserve">}} </w:t>
+        <w:t xml:space="preserve">_dd}} </w:t>
       </w:r>
       <w:r>
         <w:rPr>
@@ -933,7 +726,6 @@
         </w:rPr>
         <w:t>{{</w:t>
       </w:r>
-      <w:proofErr w:type="spellStart"/>
       <w:r>
         <w:rPr>
           <w:sz w:val="24"/>
@@ -948,16 +740,7 @@
           <w:szCs w:val="24"/>
           <w:lang w:val="en-US"/>
         </w:rPr>
-        <w:t>_MM</w:t>
-      </w:r>
-      <w:proofErr w:type="spellEnd"/>
-      <w:r>
-        <w:rPr>
-          <w:sz w:val="24"/>
-          <w:szCs w:val="24"/>
-          <w:lang w:val="en-US"/>
-        </w:rPr>
-        <w:t>}}</w:t>
+        <w:t>_MM}}</w:t>
       </w:r>
       <w:r>
         <w:rPr>
@@ -974,7 +757,6 @@
         </w:rPr>
         <w:t>{{</w:t>
       </w:r>
-      <w:proofErr w:type="spellStart"/>
       <w:r>
         <w:rPr>
           <w:sz w:val="24"/>
@@ -989,16 +771,7 @@
           <w:szCs w:val="24"/>
           <w:lang w:val="en-US"/>
         </w:rPr>
-        <w:t>_yyyy</w:t>
-      </w:r>
-      <w:proofErr w:type="spellEnd"/>
-      <w:r>
-        <w:rPr>
-          <w:sz w:val="24"/>
-          <w:szCs w:val="24"/>
-          <w:lang w:val="en-US"/>
-        </w:rPr>
-        <w:t>}}</w:t>
+        <w:t>_yyyy}}</w:t>
       </w:r>
     </w:p>
     <w:p>
@@ -1207,7 +980,7 @@
 </file>
 
 <file path=word/styles.xml><?xml version="1.0" encoding="utf-8"?>
-<w:styles xmlns:mc="http://schemas.openxmlformats.org/markup-compatibility/2006" xmlns:r="http://schemas.openxmlformats.org/officeDocument/2006/relationships" xmlns:w="http://schemas.openxmlformats.org/wordprocessingml/2006/main" xmlns:w14="http://schemas.microsoft.com/office/word/2010/wordml" xmlns:w15="http://schemas.microsoft.com/office/word/2012/wordml" xmlns:w16cex="http://schemas.microsoft.com/office/word/2018/wordml/cex" xmlns:w16cid="http://schemas.microsoft.com/office/word/2016/wordml/cid" xmlns:w16="http://schemas.microsoft.com/office/word/2018/wordml" xmlns:w16sdtdh="http://schemas.microsoft.com/office/word/2020/wordml/sdtdatahash" xmlns:w16se="http://schemas.microsoft.com/office/word/2015/wordml/symex" mc:Ignorable="w14 w15 w16se w16cid w16 w16cex w16sdtdh">
+<w:styles xmlns:mc="http://schemas.openxmlformats.org/markup-compatibility/2006" xmlns:r="http://schemas.openxmlformats.org/officeDocument/2006/relationships" xmlns:w="http://schemas.openxmlformats.org/wordprocessingml/2006/main" xmlns:w14="http://schemas.microsoft.com/office/word/2010/wordml" xmlns:w15="http://schemas.microsoft.com/office/word/2012/wordml" xmlns:w16cex="http://schemas.microsoft.com/office/word/2018/wordml/cex" xmlns:w16cid="http://schemas.microsoft.com/office/word/2016/wordml/cid" xmlns:w16="http://schemas.microsoft.com/office/word/2018/wordml" xmlns:w16du="http://schemas.microsoft.com/office/word/2023/wordml/word16du" xmlns:w16sdtdh="http://schemas.microsoft.com/office/word/2020/wordml/sdtdatahash" xmlns:w16sdtfl="http://schemas.microsoft.com/office/word/2024/wordml/sdtformatlock" xmlns:w16se="http://schemas.microsoft.com/office/word/2015/wordml/symex" mc:Ignorable="w14 w15 w16se w16cid w16 w16cex w16sdtdh w16sdtfl w16du">
   <w:docDefaults>
     <w:rPrDefault>
       <w:rPr>
